--- a/四/四.docx
+++ b/四/四.docx
@@ -421,6 +421,14 @@
         <w:tab/>
       </w:r>
       <w:bookmarkEnd w:id="0"/>
+      <w:r>
+        <w:rPr>
+          <w:rFonts w:ascii="나눔명조 옛한글" w:eastAsia="나눔명조 옛한글" w:hAnsi="나눔명조 옛한글" w:hint="eastAsia"/>
+          <w:sz w:val="88"/>
+          <w:szCs w:val="88"/>
+        </w:rPr>
+        <w:tab/>
+      </w:r>
     </w:p>
     <w:p>
       <w:pPr>
@@ -444,7 +452,29 @@
       <w:pPr>
         <w:jc w:val="center"/>
         <w:rPr>
-          <w:rFonts w:ascii="Noto Serif KR ExtraLight" w:eastAsia="Noto Serif KR ExtraLight" w:hAnsi="Noto Serif KR ExtraLight" w:cs="바탕"/>
+          <w:rFonts w:ascii="나눔명조 옛한글" w:eastAsia="나눔명조 옛한글" w:hAnsi="나눔명조 옛한글"/>
+          <w:i/>
+          <w:iCs/>
+          <w:sz w:val="6"/>
+          <w:szCs w:val="6"/>
+        </w:rPr>
+      </w:pPr>
+      <w:r>
+        <w:rPr>
+          <w:rFonts w:ascii="나눔명조 옛한글" w:eastAsia="나눔명조 옛한글" w:hAnsi="나눔명조 옛한글" w:hint="eastAsia"/>
+          <w:i/>
+          <w:iCs/>
+          <w:sz w:val="6"/>
+          <w:szCs w:val="6"/>
+        </w:rPr>
+        <w:t xml:space="preserve"> </w:t>
+      </w:r>
+    </w:p>
+    <w:p>
+      <w:pPr>
+        <w:jc w:val="center"/>
+        <w:rPr>
+          <w:rFonts w:ascii="나눔명조 ExtraBold" w:eastAsia="나눔명조 ExtraBold" w:hAnsi="나눔명조 ExtraBold" w:cs="바탕" w:hint="eastAsia"/>
           <w:i/>
           <w:iCs/>
           <w:sz w:val="28"/>
@@ -463,13 +493,43 @@
       </w:r>
       <w:r>
         <w:rPr>
+          <w:rFonts w:ascii="나눔명조 옛한글" w:eastAsia="나눔명조 옛한글" w:hAnsi="나눔명조 옛한글" w:hint="eastAsia"/>
+          <w:i/>
+          <w:iCs/>
+          <w:sz w:val="28"/>
+          <w:szCs w:val="28"/>
+        </w:rPr>
+        <w:t>남은</w:t>
+      </w:r>
+      <w:r>
+        <w:rPr>
+          <w:rFonts w:ascii="나눔명조 옛한글" w:eastAsia="나눔명조 옛한글" w:hAnsi="나눔명조 옛한글"/>
+          <w:i/>
+          <w:iCs/>
+          <w:sz w:val="28"/>
+          <w:szCs w:val="28"/>
+        </w:rPr>
+        <w:t xml:space="preserve"> 것은</w:t>
+      </w:r>
+      <w:r>
+        <w:rPr>
+          <w:rFonts w:ascii="나눔명조 옛한글" w:eastAsia="나눔명조 옛한글" w:hAnsi="나눔명조 옛한글" w:hint="eastAsia"/>
+          <w:i/>
+          <w:iCs/>
+          <w:sz w:val="28"/>
+          <w:szCs w:val="28"/>
+        </w:rPr>
+        <w:t xml:space="preserve"> </w:t>
+      </w:r>
+      <w:r>
+        <w:rPr>
           <w:rFonts w:ascii="나눔명조 ExtraBold" w:eastAsia="나눔명조 ExtraBold" w:hAnsi="나눔명조 ExtraBold" w:hint="eastAsia"/>
           <w:i/>
           <w:iCs/>
           <w:sz w:val="28"/>
           <w:szCs w:val="28"/>
         </w:rPr>
-        <w:t>남은</w:t>
+        <w:t>침묵이다.</w:t>
       </w:r>
       <w:r>
         <w:rPr>
@@ -479,94 +539,17 @@
           <w:sz w:val="28"/>
           <w:szCs w:val="28"/>
         </w:rPr>
-        <w:t xml:space="preserve"> 것</w:t>
+        <w:t>”</w:t>
       </w:r>
-      <w:r>
+    </w:p>
+    <w:p>
+      <w:pPr>
         <w:rPr>
           <w:rFonts w:ascii="나눔명조 옛한글" w:eastAsia="나눔명조 옛한글" w:hAnsi="나눔명조 옛한글"/>
-          <w:i/>
-          <w:iCs/>
-          <w:sz w:val="28"/>
-          <w:szCs w:val="28"/>
-        </w:rPr>
-        <w:t xml:space="preserve">은 </w:t>
-      </w:r>
-      <w:r>
-        <w:rPr>
-          <w:rFonts w:ascii="나눔명조 옛한글" w:eastAsia="나눔명조 옛한글" w:hAnsi="나눔명조 옛한글"/>
-          <w:i/>
-          <w:iCs/>
-          <w:sz w:val="28"/>
-          <w:szCs w:val="28"/>
-        </w:rPr>
-        <w:br/>
-      </w:r>
-      <w:r>
-        <w:rPr>
-          <w:rFonts w:ascii="나눔명조 ExtraBold" w:eastAsia="나눔명조 ExtraBold" w:hAnsi="나눔명조 ExtraBold"/>
-          <w:i/>
-          <w:iCs/>
-          <w:sz w:val="28"/>
-          <w:szCs w:val="28"/>
-        </w:rPr>
-        <w:t>정적</w:t>
-      </w:r>
-      <w:r>
-        <w:rPr>
-          <w:rFonts w:ascii="본명조 KR" w:eastAsia="본명조 KR" w:hAnsi="본명조 KR" w:cs="함초롬바탕" w:hint="eastAsia"/>
-          <w:b/>
-          <w:bCs/>
-          <w:i/>
-          <w:iCs/>
-          <w:sz w:val="28"/>
-          <w:szCs w:val="28"/>
-        </w:rPr>
-        <w:t>(</w:t>
-      </w:r>
-      <w:r>
-        <w:rPr>
-          <w:rFonts w:ascii="본명조 KR" w:eastAsia="본명조 KR" w:hAnsi="본명조 KR" w:cs="바탕" w:hint="eastAsia"/>
-          <w:b/>
-          <w:bCs/>
-          <w:i/>
-          <w:iCs/>
-          <w:sz w:val="28"/>
-          <w:szCs w:val="28"/>
-        </w:rPr>
-        <w:t>靜寂</w:t>
-      </w:r>
-      <w:r>
-        <w:rPr>
-          <w:rFonts w:ascii="본명조 KR" w:eastAsia="본명조 KR" w:hAnsi="본명조 KR" w:cs="함초롬바탕" w:hint="eastAsia"/>
-          <w:b/>
-          <w:bCs/>
-          <w:i/>
-          <w:iCs/>
-          <w:sz w:val="28"/>
-          <w:szCs w:val="28"/>
-        </w:rPr>
-        <w:t>)</w:t>
-      </w:r>
-      <w:r>
-        <w:rPr>
-          <w:rFonts w:ascii="Noto Serif KR ExtraLight" w:eastAsia="Noto Serif KR ExtraLight" w:hAnsi="Noto Serif KR ExtraLight"/>
-          <w:i/>
-          <w:iCs/>
-          <w:sz w:val="14"/>
-          <w:szCs w:val="14"/>
-        </w:rPr>
-        <w:t xml:space="preserve"> </w:t>
-      </w:r>
-      <w:r>
-        <w:rPr>
-          <w:rFonts w:ascii="나눔명조 옛한글" w:eastAsia="나눔명조 옛한글" w:hAnsi="나눔명조 옛한글"/>
-          <w:i/>
-          <w:iCs/>
-          <w:sz w:val="28"/>
-          <w:szCs w:val="28"/>
-        </w:rPr>
-        <w:t>뿐이구나.”</w:t>
-      </w:r>
+          <w:sz w:val="20"/>
+          <w:szCs w:val="20"/>
+        </w:rPr>
+      </w:pPr>
     </w:p>
     <w:p>
       <w:pPr>

--- a/四/四.docx
+++ b/四/四.docx
@@ -434,7 +434,7 @@
       <w:pPr>
         <w:jc w:val="center"/>
         <w:rPr>
-          <w:rFonts w:ascii="Noto Serif KR Black" w:eastAsia="Noto Serif KR Black" w:hAnsi="Noto Serif KR Black"/>
+          <w:rFonts w:ascii="Noto Serif KR Black" w:eastAsia="Noto Serif KR Black" w:hAnsi="Noto Serif KR Black" w:hint="eastAsia"/>
           <w:sz w:val="240"/>
           <w:szCs w:val="240"/>
         </w:rPr>
@@ -452,29 +452,7 @@
       <w:pPr>
         <w:jc w:val="center"/>
         <w:rPr>
-          <w:rFonts w:ascii="나눔명조 옛한글" w:eastAsia="나눔명조 옛한글" w:hAnsi="나눔명조 옛한글"/>
-          <w:i/>
-          <w:iCs/>
-          <w:sz w:val="6"/>
-          <w:szCs w:val="6"/>
-        </w:rPr>
-      </w:pPr>
-      <w:r>
-        <w:rPr>
-          <w:rFonts w:ascii="나눔명조 옛한글" w:eastAsia="나눔명조 옛한글" w:hAnsi="나눔명조 옛한글" w:hint="eastAsia"/>
-          <w:i/>
-          <w:iCs/>
-          <w:sz w:val="6"/>
-          <w:szCs w:val="6"/>
-        </w:rPr>
-        <w:t xml:space="preserve"> </w:t>
-      </w:r>
-    </w:p>
-    <w:p>
-      <w:pPr>
-        <w:jc w:val="center"/>
-        <w:rPr>
-          <w:rFonts w:ascii="나눔명조 ExtraBold" w:eastAsia="나눔명조 ExtraBold" w:hAnsi="나눔명조 ExtraBold" w:cs="바탕" w:hint="eastAsia"/>
+          <w:rFonts w:ascii="나눔명조 ExtraBold" w:eastAsia="나눔명조 ExtraBold" w:hAnsi="나눔명조 ExtraBold" w:cs="바탕"/>
           <w:i/>
           <w:iCs/>
           <w:sz w:val="28"/>

--- a/四/四.docx
+++ b/四/四.docx
@@ -257,6 +257,7 @@
           <w:szCs w:val="88"/>
         </w:rPr>
       </w:pPr>
+      <w:bookmarkStart w:id="0" w:name="_Hlk218795107"/>
     </w:p>
     <w:p>
       <w:pPr>
@@ -281,6 +282,8 @@
         <w:jc w:val="center"/>
         <w:rPr>
           <w:rFonts w:ascii="나눔명조 ExtraBold" w:eastAsia="나눔명조 ExtraBold" w:hAnsi="나눔명조 ExtraBold"/>
+          <w:b/>
+          <w:bCs/>
           <w:i/>
           <w:iCs/>
           <w:color w:val="EE0000"/>
@@ -306,17 +309,31 @@
           <w:sz w:val="28"/>
           <w:szCs w:val="28"/>
         </w:rPr>
-        <w:t xml:space="preserve">삶은 </w:t>
+        <w:t xml:space="preserve">그들의 평화를 </w:t>
       </w:r>
       <w:r>
         <w:rPr>
-          <w:rFonts w:ascii="나눔명조 ExtraBold" w:eastAsia="나눔명조 ExtraBold" w:hAnsi="나눔명조 ExtraBold" w:hint="eastAsia"/>
+          <w:rFonts w:ascii="나눔명조 옛한글" w:eastAsia="나눔명조 옛한글" w:hAnsi="나눔명조 옛한글" w:hint="eastAsia"/>
+          <w:b/>
+          <w:bCs/>
           <w:i/>
           <w:iCs/>
           <w:sz w:val="28"/>
           <w:szCs w:val="28"/>
         </w:rPr>
-        <w:t>반역이다.</w:t>
+        <w:t>거부하라</w:t>
+      </w:r>
+      <w:r>
+        <w:rPr>
+          <w:rFonts w:ascii="나눔명조 옛한글" w:eastAsia="나눔명조 옛한글" w:hAnsi="나눔명조 옛한글" w:hint="eastAsia"/>
+          <w:b/>
+          <w:bCs/>
+          <w:i/>
+          <w:iCs/>
+          <w:sz w:val="28"/>
+          <w:szCs w:val="28"/>
+        </w:rPr>
+        <w:t>.</w:t>
       </w:r>
       <w:r>
         <w:rPr>
@@ -328,50 +345,17 @@
           <w:sz w:val="28"/>
           <w:szCs w:val="28"/>
         </w:rPr>
-        <w:br/>
-      </w:r>
-      <w:r>
-        <w:rPr>
-          <w:rFonts w:ascii="나눔명조 옛한글" w:eastAsia="나눔명조 옛한글" w:hAnsi="나눔명조 옛한글" w:hint="eastAsia"/>
-          <w:i/>
-          <w:iCs/>
-          <w:sz w:val="28"/>
-          <w:szCs w:val="28"/>
-        </w:rPr>
-        <w:t>사랑은</w:t>
-      </w:r>
-      <w:r>
-        <w:rPr>
-          <w:rFonts w:ascii="나눔명조 옛한글" w:eastAsia="나눔명조 옛한글" w:hAnsi="나눔명조 옛한글" w:hint="eastAsia"/>
-          <w:b/>
-          <w:bCs/>
-          <w:i/>
-          <w:iCs/>
-          <w:sz w:val="28"/>
-          <w:szCs w:val="28"/>
-        </w:rPr>
-        <w:t xml:space="preserve"> </w:t>
-      </w:r>
-      <w:r>
-        <w:rPr>
-          <w:rFonts w:ascii="나눔명조 ExtraBold" w:eastAsia="나눔명조 ExtraBold" w:hAnsi="나눔명조 ExtraBold" w:hint="eastAsia"/>
-          <w:i/>
-          <w:iCs/>
-          <w:sz w:val="28"/>
-          <w:szCs w:val="28"/>
-        </w:rPr>
-        <w:t>혁명이다.</w:t>
-      </w:r>
-      <w:r>
-        <w:rPr>
-          <w:rFonts w:ascii="나눔명조 ExtraBold" w:eastAsia="나눔명조 ExtraBold" w:hAnsi="나눔명조 ExtraBold"/>
-          <w:i/>
-          <w:iCs/>
-          <w:sz w:val="28"/>
-          <w:szCs w:val="28"/>
-        </w:rPr>
         <w:t>”</w:t>
       </w:r>
+    </w:p>
+    <w:p>
+      <w:pPr>
+        <w:rPr>
+          <w:rFonts w:ascii="나눔명조 옛한글" w:eastAsia="나눔명조 옛한글" w:hAnsi="나눔명조 옛한글"/>
+          <w:sz w:val="20"/>
+          <w:szCs w:val="20"/>
+        </w:rPr>
+      </w:pPr>
     </w:p>
     <w:p>
       <w:pPr>
@@ -410,7 +394,6 @@
           <w:szCs w:val="88"/>
         </w:rPr>
       </w:pPr>
-      <w:bookmarkStart w:id="0" w:name="_Hlk218795107"/>
       <w:r>
         <w:rPr>
           <w:rFonts w:ascii="나눔명조 옛한글" w:eastAsia="나눔명조 옛한글" w:hAnsi="나눔명조 옛한글" w:hint="eastAsia"/>
@@ -434,7 +417,7 @@
       <w:pPr>
         <w:jc w:val="center"/>
         <w:rPr>
-          <w:rFonts w:ascii="Noto Serif KR Black" w:eastAsia="Noto Serif KR Black" w:hAnsi="Noto Serif KR Black" w:hint="eastAsia"/>
+          <w:rFonts w:ascii="Noto Serif KR Black" w:eastAsia="Noto Serif KR Black" w:hAnsi="Noto Serif KR Black"/>
           <w:sz w:val="240"/>
           <w:szCs w:val="240"/>
         </w:rPr>

--- a/四/四.docx
+++ b/四/四.docx
@@ -294,12 +294,18 @@
       <w:r>
         <w:rPr>
           <w:rFonts w:ascii="나눔명조 옛한글" w:eastAsia="나눔명조 옛한글" w:hAnsi="나눔명조 옛한글"/>
-          <w:i/>
-          <w:iCs/>
           <w:sz w:val="28"/>
           <w:szCs w:val="28"/>
         </w:rPr>
         <w:t>"</w:t>
+      </w:r>
+      <w:r>
+        <w:rPr>
+          <w:rFonts w:ascii="나눔명조 옛한글" w:eastAsia="나눔명조 옛한글" w:hAnsi="나눔명조 옛한글" w:hint="eastAsia"/>
+          <w:sz w:val="28"/>
+          <w:szCs w:val="28"/>
+        </w:rPr>
+        <w:t>그들의 평화를</w:t>
       </w:r>
       <w:r>
         <w:rPr>
@@ -309,7 +315,7 @@
           <w:sz w:val="28"/>
           <w:szCs w:val="28"/>
         </w:rPr>
-        <w:t xml:space="preserve">그들의 평화를 </w:t>
+        <w:t xml:space="preserve"> </w:t>
       </w:r>
       <w:r>
         <w:rPr>
